--- a/spanverify-module/reports/gost/VEDOMOST_dokumentov.docx
+++ b/spanverify-module/reports/gost/VEDOMOST_dokumentov.docx
@@ -13,7 +13,7 @@
     <w:p/>
     <w:p>
       <w:r>
-        <w:t>Версия ПО: 1.3.0. Дата: 2026-10-05.</w:t>
+        <w:t>Версия ПО: 1.3.0. Дата: 2026-10-06.</w:t>
       </w:r>
     </w:p>
     <w:p/>
@@ -35,12 +35,12 @@
     </w:p>
     <w:p>
       <w:r>
-        <w:t>| README.md | 21067 |</w:t>
+        <w:t>| README.md | 21095 |</w:t>
       </w:r>
     </w:p>
     <w:p>
       <w:r>
-        <w:t>| reports/METRICS.json | 30500 |</w:t>
+        <w:t>| reports/METRICS.json | 29617 |</w:t>
       </w:r>
     </w:p>
     <w:p>
